--- a/KAYA - TEST CASE SCENARIOS.docx
+++ b/KAYA - TEST CASE SCENARIOS.docx
@@ -9,7 +9,7 @@
     </w:p>
     <w:p>
       <w:r>
-        <w:t xml:space="preserve">Version 2.0 </w:t>
+        <w:t xml:space="preserve">Version 3.0 </w:t>
       </w:r>
       <w:r>
         <w:t>–</w:t>
@@ -18,7 +18,7 @@
         <w:t xml:space="preserve"> </w:t>
       </w:r>
       <w:r>
-        <w:t>8/12/2026</w:t>
+        <w:t>8/18/2026</w:t>
       </w:r>
     </w:p>
     <w:p/>
@@ -559,6 +559,63 @@
     </w:p>
     <w:p/>
     <w:p/>
+    <w:p/>
+    <w:p/>
+    <w:p>
+      <w:r>
+        <w:t>TC-010    Google sign-in names the reason when it fails</w:t>
+      </w:r>
+    </w:p>
+    <w:p>
+      <w:r>
+        <w:t>Priority  High</w:t>
+      </w:r>
+    </w:p>
+    <w:p>
+      <w:r>
+        <w:t>Steps     1. Tap Continue with Google</w:t>
+      </w:r>
+    </w:p>
+    <w:p>
+      <w:r>
+        <w:t xml:space="preserve">          2. Choose an account</w:t>
+      </w:r>
+    </w:p>
+    <w:p>
+      <w:r>
+        <w:t>Expected  Either you are signed in, or the message names the cause. "This build</w:t>
+      </w:r>
+    </w:p>
+    <w:p>
+      <w:r>
+        <w:t xml:space="preserve">          is not registered with Google" means this phone's signing key is not</w:t>
+      </w:r>
+    </w:p>
+    <w:p>
+      <w:r>
+        <w:t xml:space="preserve">          the one registered, which is a setup matter and not a fault in the</w:t>
+      </w:r>
+    </w:p>
+    <w:p>
+      <w:r>
+        <w:t xml:space="preserve">          app. Report the exact wording and the phone model. A raw error</w:t>
+      </w:r>
+    </w:p>
+    <w:p>
+      <w:r>
+        <w:t xml:space="preserve">          mentioning PlatformException or ApiException is itself a failure.</w:t>
+      </w:r>
+    </w:p>
+    <w:p>
+      <w:r>
+        <w:t>Actual    ____________________________________________</w:t>
+      </w:r>
+    </w:p>
+    <w:p>
+      <w:r>
+        <w:t>Status    ____________</w:t>
+      </w:r>
+    </w:p>
     <w:p>
       <w:r>
         <w:t>====================================================================</w:t>
@@ -2644,6 +2701,48 @@
     </w:p>
     <w:p/>
     <w:p/>
+    <w:p/>
+    <w:p/>
+    <w:p>
+      <w:r>
+        <w:t>TC-511    An accepted application stays visible in My Activity</w:t>
+      </w:r>
+    </w:p>
+    <w:p>
+      <w:r>
+        <w:t>Priority  High</w:t>
+      </w:r>
+    </w:p>
+    <w:p>
+      <w:r>
+        <w:t>Steps     1. Apply for a job and have the employer accept you</w:t>
+      </w:r>
+    </w:p>
+    <w:p>
+      <w:r>
+        <w:t xml:space="preserve">          2. Open My Activity as the worker</w:t>
+      </w:r>
+    </w:p>
+    <w:p>
+      <w:r>
+        <w:t>Expected  The job is listed and offers Message and Mark as complete. It must not</w:t>
+      </w:r>
+    </w:p>
+    <w:p>
+      <w:r>
+        <w:t xml:space="preserve">          disappear from every tab once it has been accepted.</w:t>
+      </w:r>
+    </w:p>
+    <w:p>
+      <w:r>
+        <w:t>Actual    ____________________________________________</w:t>
+      </w:r>
+    </w:p>
+    <w:p>
+      <w:r>
+        <w:t>Status    ____________</w:t>
+      </w:r>
+    </w:p>
     <w:p>
       <w:r>
         <w:t>====================================================================</w:t>
@@ -3288,6 +3387,236 @@
     </w:p>
     <w:p/>
     <w:p/>
+    <w:p/>
+    <w:p/>
+    <w:p>
+      <w:r>
+        <w:t>TC-707    A sent message appears immediately</w:t>
+      </w:r>
+    </w:p>
+    <w:p>
+      <w:r>
+        <w:t>Priority  High</w:t>
+      </w:r>
+    </w:p>
+    <w:p>
+      <w:r>
+        <w:t>Steps     1. Open a chat</w:t>
+      </w:r>
+    </w:p>
+    <w:p>
+      <w:r>
+        <w:t xml:space="preserve">          2. Type a message and send it</w:t>
+      </w:r>
+    </w:p>
+    <w:p>
+      <w:r>
+        <w:t>Expected  The message appears in the thread at once, without waiting for the</w:t>
+      </w:r>
+    </w:p>
+    <w:p>
+      <w:r>
+        <w:t xml:space="preserve">          network, showing a small clock while it is still sending and then a</w:t>
+      </w:r>
+    </w:p>
+    <w:p>
+      <w:r>
+        <w:t xml:space="preserve">          tick once it has been stored.</w:t>
+      </w:r>
+    </w:p>
+    <w:p>
+      <w:r>
+        <w:t>Actual    ____________________________________________</w:t>
+      </w:r>
+    </w:p>
+    <w:p>
+      <w:r>
+        <w:t>Status    ____________</w:t>
+      </w:r>
+    </w:p>
+    <w:p/>
+    <w:p/>
+    <w:p>
+      <w:r>
+        <w:t>TC-708    A message that fails to send says so and can be retried</w:t>
+      </w:r>
+    </w:p>
+    <w:p>
+      <w:r>
+        <w:t>Priority  High</w:t>
+      </w:r>
+    </w:p>
+    <w:p>
+      <w:r>
+        <w:t>Steps     1. Turn off mobile data and WiFi</w:t>
+      </w:r>
+    </w:p>
+    <w:p>
+      <w:r>
+        <w:t xml:space="preserve">          2. Send a message</w:t>
+      </w:r>
+    </w:p>
+    <w:p>
+      <w:r>
+        <w:t xml:space="preserve">          3. Turn the connection back on</w:t>
+      </w:r>
+    </w:p>
+    <w:p>
+      <w:r>
+        <w:t xml:space="preserve">          4. Tap the failed message</w:t>
+      </w:r>
+    </w:p>
+    <w:p>
+      <w:r>
+        <w:t>Expected  The message stays in the thread, greyed, reading "Not sent. Tap to</w:t>
+      </w:r>
+    </w:p>
+    <w:p>
+      <w:r>
+        <w:t xml:space="preserve">          retry". Tapping it sends it. It must never look delivered.</w:t>
+      </w:r>
+    </w:p>
+    <w:p>
+      <w:r>
+        <w:t>Actual    ____________________________________________</w:t>
+      </w:r>
+    </w:p>
+    <w:p>
+      <w:r>
+        <w:t>Status    ____________</w:t>
+      </w:r>
+    </w:p>
+    <w:p/>
+    <w:p/>
+    <w:p>
+      <w:r>
+        <w:t>TC-709    A chat opens instantly and is readable with no signal</w:t>
+      </w:r>
+    </w:p>
+    <w:p>
+      <w:r>
+        <w:t>Priority  Medium</w:t>
+      </w:r>
+    </w:p>
+    <w:p>
+      <w:r>
+        <w:t>Steps     1. Open a chat that has messages, then leave it</w:t>
+      </w:r>
+    </w:p>
+    <w:p>
+      <w:r>
+        <w:t xml:space="preserve">          2. Turn off mobile data and WiFi</w:t>
+      </w:r>
+    </w:p>
+    <w:p>
+      <w:r>
+        <w:t xml:space="preserve">          3. Open the same chat again</w:t>
+      </w:r>
+    </w:p>
+    <w:p>
+      <w:r>
+        <w:t>Expected  The messages appear straight away from the phone's own copy, with no</w:t>
+      </w:r>
+    </w:p>
+    <w:p>
+      <w:r>
+        <w:t xml:space="preserve">          spinner and no empty screen.</w:t>
+      </w:r>
+    </w:p>
+    <w:p>
+      <w:r>
+        <w:t>Actual    ____________________________________________</w:t>
+      </w:r>
+    </w:p>
+    <w:p>
+      <w:r>
+        <w:t>Status    ____________</w:t>
+      </w:r>
+    </w:p>
+    <w:p/>
+    <w:p/>
+    <w:p>
+      <w:r>
+        <w:t>TC-710    A new message arrives without refreshing</w:t>
+      </w:r>
+    </w:p>
+    <w:p>
+      <w:r>
+        <w:t>Priority  High</w:t>
+      </w:r>
+    </w:p>
+    <w:p>
+      <w:r>
+        <w:t>Steps     1. Open the same chat on two phones, or as the two accounts</w:t>
+      </w:r>
+    </w:p>
+    <w:p>
+      <w:r>
+        <w:t xml:space="preserve">          2. Send from one and watch the other</w:t>
+      </w:r>
+    </w:p>
+    <w:p>
+      <w:r>
+        <w:t>Expected  It appears within a few seconds with no pull to refresh and no</w:t>
+      </w:r>
+    </w:p>
+    <w:p>
+      <w:r>
+        <w:t xml:space="preserve">          reopening the screen. Test on mobile data as well as WiFi.</w:t>
+      </w:r>
+    </w:p>
+    <w:p>
+      <w:r>
+        <w:t>Actual    ____________________________________________</w:t>
+      </w:r>
+    </w:p>
+    <w:p>
+      <w:r>
+        <w:t>Status    ____________</w:t>
+      </w:r>
+    </w:p>
+    <w:p/>
+    <w:p/>
+    <w:p>
+      <w:r>
+        <w:t>TC-711    Message from a worker profile keeps the bottom navigation</w:t>
+      </w:r>
+    </w:p>
+    <w:p>
+      <w:r>
+        <w:t>Priority  Medium</w:t>
+      </w:r>
+    </w:p>
+    <w:p>
+      <w:r>
+        <w:t>Steps     1. Open a worker's public profile</w:t>
+      </w:r>
+    </w:p>
+    <w:p>
+      <w:r>
+        <w:t xml:space="preserve">          2. Tap Message</w:t>
+      </w:r>
+    </w:p>
+    <w:p>
+      <w:r>
+        <w:t>Expected  You land on Messages with the bottom navigation still showing. You</w:t>
+      </w:r>
+    </w:p>
+    <w:p>
+      <w:r>
+        <w:t xml:space="preserve">          must not end up on a screen with no way back into the app.</w:t>
+      </w:r>
+    </w:p>
+    <w:p>
+      <w:r>
+        <w:t>Actual    ____________________________________________</w:t>
+      </w:r>
+    </w:p>
+    <w:p>
+      <w:r>
+        <w:t>Status    ____________</w:t>
+      </w:r>
+    </w:p>
     <w:p>
       <w:r>
         <w:t>====================================================================</w:t>
@@ -3646,6 +3975,352 @@
     </w:p>
     <w:p/>
     <w:p/>
+    <w:p/>
+    <w:p/>
+    <w:p>
+      <w:r>
+        <w:t>TC-808    An arriving notification shows as a banner</w:t>
+      </w:r>
+    </w:p>
+    <w:p>
+      <w:r>
+        <w:t>Priority  High</w:t>
+      </w:r>
+    </w:p>
+    <w:p>
+      <w:r>
+        <w:t>Steps     1. Sign in on two phones as the two sides of a job</w:t>
+      </w:r>
+    </w:p>
+    <w:p>
+      <w:r>
+        <w:t xml:space="preserve">          2. From one, do something that notifies the other, such as accepting</w:t>
+      </w:r>
+    </w:p>
+    <w:p>
+      <w:r>
+        <w:t xml:space="preserve">             an application</w:t>
+      </w:r>
+    </w:p>
+    <w:p>
+      <w:r>
+        <w:t>Expected  A card slides in at the top of whatever screen is open, naming what</w:t>
+      </w:r>
+    </w:p>
+    <w:p>
+      <w:r>
+        <w:t xml:space="preserve">          happened. It goes away on its own after a few seconds and can be</w:t>
+      </w:r>
+    </w:p>
+    <w:p>
+      <w:r>
+        <w:t xml:space="preserve">          swiped up to dismiss.</w:t>
+      </w:r>
+    </w:p>
+    <w:p>
+      <w:r>
+        <w:t>Actual    ____________________________________________</w:t>
+      </w:r>
+    </w:p>
+    <w:p>
+      <w:r>
+        <w:t>Status    ____________</w:t>
+      </w:r>
+    </w:p>
+    <w:p/>
+    <w:p/>
+    <w:p>
+      <w:r>
+        <w:t>TC-809    No banner for the chat you are already reading</w:t>
+      </w:r>
+    </w:p>
+    <w:p>
+      <w:r>
+        <w:t>Priority  Medium</w:t>
+      </w:r>
+    </w:p>
+    <w:p>
+      <w:r>
+        <w:t>Steps     1. Open a chat</w:t>
+      </w:r>
+    </w:p>
+    <w:p>
+      <w:r>
+        <w:t xml:space="preserve">          2. Have the other side send a message</w:t>
+      </w:r>
+    </w:p>
+    <w:p>
+      <w:r>
+        <w:t>Expected  The message appears in the thread. No banner covers it, because you</w:t>
+      </w:r>
+    </w:p>
+    <w:p>
+      <w:r>
+        <w:t xml:space="preserve">          are already looking at the conversation it would announce.</w:t>
+      </w:r>
+    </w:p>
+    <w:p>
+      <w:r>
+        <w:t>Actual    ____________________________________________</w:t>
+      </w:r>
+    </w:p>
+    <w:p>
+      <w:r>
+        <w:t>Status    ____________</w:t>
+      </w:r>
+    </w:p>
+    <w:p/>
+    <w:p/>
+    <w:p>
+      <w:r>
+        <w:t>TC-810    Tapping a banner opens what it is about</w:t>
+      </w:r>
+    </w:p>
+    <w:p>
+      <w:r>
+        <w:t>Priority  Medium</w:t>
+      </w:r>
+    </w:p>
+    <w:p>
+      <w:r>
+        <w:t>Steps     1. Wait for a banner to appear</w:t>
+      </w:r>
+    </w:p>
+    <w:p>
+      <w:r>
+        <w:t xml:space="preserve">          2. Tap it</w:t>
+      </w:r>
+    </w:p>
+    <w:p>
+      <w:r>
+        <w:t>Expected  A message banner opens that conversation; the others open the screen</w:t>
+      </w:r>
+    </w:p>
+    <w:p>
+      <w:r>
+        <w:t xml:space="preserve">          they refer to. The notification is marked as read.</w:t>
+      </w:r>
+    </w:p>
+    <w:p>
+      <w:r>
+        <w:t>Actual    ____________________________________________</w:t>
+      </w:r>
+    </w:p>
+    <w:p>
+      <w:r>
+        <w:t>Status    ____________</w:t>
+      </w:r>
+    </w:p>
+    <w:p/>
+    <w:p/>
+    <w:p>
+      <w:r>
+        <w:t>TC-811    A new job matching your skills notifies you</w:t>
+      </w:r>
+    </w:p>
+    <w:p>
+      <w:r>
+        <w:t>Priority  High</w:t>
+      </w:r>
+    </w:p>
+    <w:p>
+      <w:r>
+        <w:t>Steps     1. As a worker, note your category and skills</w:t>
+      </w:r>
+    </w:p>
+    <w:p>
+      <w:r>
+        <w:t xml:space="preserve">          2. From an employer account, post a job in that category nearby</w:t>
+      </w:r>
+    </w:p>
+    <w:p>
+      <w:r>
+        <w:t>Expected  The worker is told a new job matches them. Workers whose skills and</w:t>
+      </w:r>
+    </w:p>
+    <w:p>
+      <w:r>
+        <w:t xml:space="preserve">          area do not match the job should not be notified at all.</w:t>
+      </w:r>
+    </w:p>
+    <w:p>
+      <w:r>
+        <w:t>Actual    ____________________________________________</w:t>
+      </w:r>
+    </w:p>
+    <w:p>
+      <w:r>
+        <w:t>Status    ____________</w:t>
+      </w:r>
+    </w:p>
+    <w:p/>
+    <w:p/>
+    <w:p>
+      <w:r>
+        <w:t>TC-812    Marking a job complete asks the other side to confirm</w:t>
+      </w:r>
+    </w:p>
+    <w:p>
+      <w:r>
+        <w:t>Priority  High</w:t>
+      </w:r>
+    </w:p>
+    <w:p>
+      <w:r>
+        <w:t>Steps     1. On a job in progress, tap Mark as complete as one side only</w:t>
+      </w:r>
+    </w:p>
+    <w:p>
+      <w:r>
+        <w:t>Expected  The other side is notified that they need to confirm, naming the job.</w:t>
+      </w:r>
+    </w:p>
+    <w:p>
+      <w:r>
+        <w:t xml:space="preserve">          The job is not finished until both sides have confirmed.</w:t>
+      </w:r>
+    </w:p>
+    <w:p>
+      <w:r>
+        <w:t>Actual    ____________________________________________</w:t>
+      </w:r>
+    </w:p>
+    <w:p>
+      <w:r>
+        <w:t>Status    ____________</w:t>
+      </w:r>
+    </w:p>
+    <w:p/>
+    <w:p/>
+    <w:p>
+      <w:r>
+        <w:t>TC-813    A review notifies without revealing itself</w:t>
+      </w:r>
+    </w:p>
+    <w:p>
+      <w:r>
+        <w:t>Priority  High</w:t>
+      </w:r>
+    </w:p>
+    <w:p>
+      <w:r>
+        <w:t>Steps     1. Complete a job</w:t>
+      </w:r>
+    </w:p>
+    <w:p>
+      <w:r>
+        <w:t xml:space="preserve">          2. Leave a review as one side only</w:t>
+      </w:r>
+    </w:p>
+    <w:p>
+      <w:r>
+        <w:t>Expected  The other person is told they have a review. The rating and the words</w:t>
+      </w:r>
+    </w:p>
+    <w:p>
+      <w:r>
+        <w:t xml:space="preserve">          stay hidden everywhere until they write their own.</w:t>
+      </w:r>
+    </w:p>
+    <w:p>
+      <w:r>
+        <w:t>Actual    ____________________________________________</w:t>
+      </w:r>
+    </w:p>
+    <w:p>
+      <w:r>
+        <w:t>Status    ____________</w:t>
+      </w:r>
+    </w:p>
+    <w:p/>
+    <w:p/>
+    <w:p>
+      <w:r>
+        <w:t>TC-814    Withdrawing an application notifies the employer</w:t>
+      </w:r>
+    </w:p>
+    <w:p>
+      <w:r>
+        <w:t>Priority  Medium</w:t>
+      </w:r>
+    </w:p>
+    <w:p>
+      <w:r>
+        <w:t>Steps     1. Apply for a job</w:t>
+      </w:r>
+    </w:p>
+    <w:p>
+      <w:r>
+        <w:t xml:space="preserve">          2. Withdraw the application</w:t>
+      </w:r>
+    </w:p>
+    <w:p>
+      <w:r>
+        <w:t>Expected  The employer is told the applicant withdrew, naming the job. The</w:t>
+      </w:r>
+    </w:p>
+    <w:p>
+      <w:r>
+        <w:t xml:space="preserve">          applicant must not simply vanish from the list unexplained.</w:t>
+      </w:r>
+    </w:p>
+    <w:p>
+      <w:r>
+        <w:t>Actual    ____________________________________________</w:t>
+      </w:r>
+    </w:p>
+    <w:p>
+      <w:r>
+        <w:t>Status    ____________</w:t>
+      </w:r>
+    </w:p>
+    <w:p/>
+    <w:p/>
+    <w:p>
+      <w:r>
+        <w:t>TC-815    Notification settings cover every kind</w:t>
+      </w:r>
+    </w:p>
+    <w:p>
+      <w:r>
+        <w:t>Priority  Medium</w:t>
+      </w:r>
+    </w:p>
+    <w:p>
+      <w:r>
+        <w:t>Steps     1. Open Settings</w:t>
+      </w:r>
+    </w:p>
+    <w:p>
+      <w:r>
+        <w:t xml:space="preserve">          2. Find the notification switches</w:t>
+      </w:r>
+    </w:p>
+    <w:p>
+      <w:r>
+        <w:t>Expected  There are switches for Applications, Invitations, Messages, Job</w:t>
+      </w:r>
+    </w:p>
+    <w:p>
+      <w:r>
+        <w:t xml:space="preserve">          updates, Reviews, and Account and verification. Turning one off stops</w:t>
+      </w:r>
+    </w:p>
+    <w:p>
+      <w:r>
+        <w:t xml:space="preserve">          that kind arriving and leaves the rest working.</w:t>
+      </w:r>
+    </w:p>
+    <w:p>
+      <w:r>
+        <w:t>Actual    ____________________________________________</w:t>
+      </w:r>
+    </w:p>
+    <w:p>
+      <w:r>
+        <w:t>Status    ____________</w:t>
+      </w:r>
+    </w:p>
     <w:p>
       <w:r>
         <w:t>====================================================================</w:t>
@@ -3931,6 +4606,209 @@
     </w:p>
     <w:p/>
     <w:p/>
+    <w:p/>
+    <w:p/>
+    <w:p>
+      <w:r>
+        <w:t>TC-907    The map shows the route along roads with an arrival time</w:t>
+      </w:r>
+    </w:p>
+    <w:p>
+      <w:r>
+        <w:t>Priority  High</w:t>
+      </w:r>
+    </w:p>
+    <w:p>
+      <w:r>
+        <w:t>Steps     1. As the hired worker, start sharing your location</w:t>
+      </w:r>
+    </w:p>
+    <w:p>
+      <w:r>
+        <w:t xml:space="preserve">          2. As the employer, open the tracking panel</w:t>
+      </w:r>
+    </w:p>
+    <w:p>
+      <w:r>
+        <w:t>Expected  The line between the worker and the job follows real roads rather than</w:t>
+      </w:r>
+    </w:p>
+    <w:p>
+      <w:r>
+        <w:t xml:space="preserve">          cutting straight across the map, and reads as "N min away" with a road</w:t>
+      </w:r>
+    </w:p>
+    <w:p>
+      <w:r>
+        <w:t xml:space="preserve">          distance. A dashed straight line means routing was unavailable, which</w:t>
+      </w:r>
+    </w:p>
+    <w:p>
+      <w:r>
+        <w:t xml:space="preserve">          is an acceptable fallback but should be reported.</w:t>
+      </w:r>
+    </w:p>
+    <w:p>
+      <w:r>
+        <w:t>Actual    ____________________________________________</w:t>
+      </w:r>
+    </w:p>
+    <w:p>
+      <w:r>
+        <w:t>Status    ____________</w:t>
+      </w:r>
+    </w:p>
+    <w:p/>
+    <w:p/>
+    <w:p>
+      <w:r>
+        <w:t>TC-908    Location keeps updating with the app in the background</w:t>
+      </w:r>
+    </w:p>
+    <w:p>
+      <w:r>
+        <w:t>Priority  High</w:t>
+      </w:r>
+    </w:p>
+    <w:p>
+      <w:r>
+        <w:t>Steps     1. Start sharing your location</w:t>
+      </w:r>
+    </w:p>
+    <w:p>
+      <w:r>
+        <w:t xml:space="preserve">          2. Press Home, or lock the phone</w:t>
+      </w:r>
+    </w:p>
+    <w:p>
+      <w:r>
+        <w:t xml:space="preserve">          3. Move for a few minutes</w:t>
+      </w:r>
+    </w:p>
+    <w:p>
+      <w:r>
+        <w:t xml:space="preserve">          4. Have the employer watch the map</w:t>
+      </w:r>
+    </w:p>
+    <w:p>
+      <w:r>
+        <w:t>Expected  A notification stays in the phone's shade saying KAYA is sharing your</w:t>
+      </w:r>
+    </w:p>
+    <w:p>
+      <w:r>
+        <w:t xml:space="preserve">          location, and the pin keeps moving on the employer's map.</w:t>
+      </w:r>
+    </w:p>
+    <w:p>
+      <w:r>
+        <w:t>Actual    ____________________________________________</w:t>
+      </w:r>
+    </w:p>
+    <w:p>
+      <w:r>
+        <w:t>Status    ____________</w:t>
+      </w:r>
+    </w:p>
+    <w:p/>
+    <w:p/>
+    <w:p>
+      <w:r>
+        <w:t>TC-909    Location keeps updating after the app is closed</w:t>
+      </w:r>
+    </w:p>
+    <w:p>
+      <w:r>
+        <w:t>Priority  High</w:t>
+      </w:r>
+    </w:p>
+    <w:p>
+      <w:r>
+        <w:t>Steps     1. Start sharing your location</w:t>
+      </w:r>
+    </w:p>
+    <w:p>
+      <w:r>
+        <w:t xml:space="preserve">          2. Swipe KAYA out of the recent apps list entirely</w:t>
+      </w:r>
+    </w:p>
+    <w:p>
+      <w:r>
+        <w:t xml:space="preserve">          3. Move for a few minutes</w:t>
+      </w:r>
+    </w:p>
+    <w:p>
+      <w:r>
+        <w:t xml:space="preserve">          4. Have the employer watch the map</w:t>
+      </w:r>
+    </w:p>
+    <w:p>
+      <w:r>
+        <w:t>Expected  The pin still moves. On some phones, mainly Xiaomi, Oppo, Vivo and</w:t>
+      </w:r>
+    </w:p>
+    <w:p>
+      <w:r>
+        <w:t xml:space="preserve">          Realme, this depends on the battery permission the app asks for when</w:t>
+      </w:r>
+    </w:p>
+    <w:p>
+      <w:r>
+        <w:t xml:space="preserve">          sharing starts. If it stops, report the phone brand and model and</w:t>
+      </w:r>
+    </w:p>
+    <w:p>
+      <w:r>
+        <w:t xml:space="preserve">          whether that prompt was allowed.</w:t>
+      </w:r>
+    </w:p>
+    <w:p>
+      <w:r>
+        <w:t>Actual    ____________________________________________</w:t>
+      </w:r>
+    </w:p>
+    <w:p>
+      <w:r>
+        <w:t>Status    ____________</w:t>
+      </w:r>
+    </w:p>
+    <w:p/>
+    <w:p/>
+    <w:p>
+      <w:r>
+        <w:t>TC-910    Stopping sharing stops it at once</w:t>
+      </w:r>
+    </w:p>
+    <w:p>
+      <w:r>
+        <w:t>Priority  High</w:t>
+      </w:r>
+    </w:p>
+    <w:p>
+      <w:r>
+        <w:t>Steps     1. While sharing, tap Stop sharing</w:t>
+      </w:r>
+    </w:p>
+    <w:p>
+      <w:r>
+        <w:t>Expected  The notification disappears, the employer stops receiving positions,</w:t>
+      </w:r>
+    </w:p>
+    <w:p>
+      <w:r>
+        <w:t xml:space="preserve">          and the trail is removed from the map.</w:t>
+      </w:r>
+    </w:p>
+    <w:p>
+      <w:r>
+        <w:t>Actual    ____________________________________________</w:t>
+      </w:r>
+    </w:p>
+    <w:p>
+      <w:r>
+        <w:t>Status    ____________</w:t>
+      </w:r>
+    </w:p>
     <w:p>
       <w:r>
         <w:t>====================================================================</w:t>
@@ -5087,6 +5965,100 @@
     </w:p>
     <w:p/>
     <w:p/>
+    <w:p/>
+    <w:p/>
+    <w:p>
+      <w:r>
+        <w:t>TC-1214   Approving a verification tells the person</w:t>
+      </w:r>
+    </w:p>
+    <w:p>
+      <w:r>
+        <w:t>Priority  High</w:t>
+      </w:r>
+    </w:p>
+    <w:p>
+      <w:r>
+        <w:t>Steps     1. In the admin panel, open a pending verification</w:t>
+      </w:r>
+    </w:p>
+    <w:p>
+      <w:r>
+        <w:t xml:space="preserve">          2. Approve it</w:t>
+      </w:r>
+    </w:p>
+    <w:p>
+      <w:r>
+        <w:t xml:space="preserve">          3. Check the worker's phone</w:t>
+      </w:r>
+    </w:p>
+    <w:p>
+      <w:r>
+        <w:t>Expected  They are notified that they are verified, and the badge appears on</w:t>
+      </w:r>
+    </w:p>
+    <w:p>
+      <w:r>
+        <w:t xml:space="preserve">          their profile.</w:t>
+      </w:r>
+    </w:p>
+    <w:p>
+      <w:r>
+        <w:t>Actual    ____________________________________________</w:t>
+      </w:r>
+    </w:p>
+    <w:p>
+      <w:r>
+        <w:t>Status    ____________</w:t>
+      </w:r>
+    </w:p>
+    <w:p/>
+    <w:p/>
+    <w:p>
+      <w:r>
+        <w:t>TC-1215   Rejecting a verification sends the reason</w:t>
+      </w:r>
+    </w:p>
+    <w:p>
+      <w:r>
+        <w:t>Priority  High</w:t>
+      </w:r>
+    </w:p>
+    <w:p>
+      <w:r>
+        <w:t>Steps     1. Reject a verification, giving a reason such as the photo being too</w:t>
+      </w:r>
+    </w:p>
+    <w:p>
+      <w:r>
+        <w:t xml:space="preserve">             blurry to read</w:t>
+      </w:r>
+    </w:p>
+    <w:p>
+      <w:r>
+        <w:t xml:space="preserve">          2. Check the person's phone</w:t>
+      </w:r>
+    </w:p>
+    <w:p>
+      <w:r>
+        <w:t>Expected  They are told it was not approved, and are given the reason you typed</w:t>
+      </w:r>
+    </w:p>
+    <w:p>
+      <w:r>
+        <w:t xml:space="preserve">          so they know what to change. Tapping it opens the verification screen.</w:t>
+      </w:r>
+    </w:p>
+    <w:p>
+      <w:r>
+        <w:t>Actual    ____________________________________________</w:t>
+      </w:r>
+    </w:p>
+    <w:p>
+      <w:r>
+        <w:t>Status    ____________</w:t>
+      </w:r>
+    </w:p>
     <w:p>
       <w:r>
         <w:t>====================================================================</w:t>
@@ -6339,30 +7311,33 @@
     <w:p/>
     <w:p>
       <w:r>
-        <w:t xml:space="preserve">     Live updating features only work while the app is open and connected. If</w:t>
-      </w:r>
-    </w:p>
-    <w:p>
-      <w:r>
-        <w:t xml:space="preserve">     </w:t>
-      </w:r>
-      <w:proofErr w:type="gramStart"/>
-      <w:r>
-        <w:t>the</w:t>
-      </w:r>
-      <w:proofErr w:type="gramEnd"/>
-      <w:r>
-        <w:t xml:space="preserve"> tester is not on the same network as the server, messages and</w:t>
-      </w:r>
-    </w:p>
-    <w:p>
-      <w:r>
-        <w:t xml:space="preserve">     notifications will still arrive but only when you refresh or reopen the</w:t>
-      </w:r>
-    </w:p>
-    <w:p>
-      <w:r>
-        <w:t xml:space="preserve">     screen. Everything else in this document works normally.</w:t>
+        <w:t xml:space="preserve">     Live updating now works on any network, including mobile data. If</w:t>
+      </w:r>
+    </w:p>
+    <w:p>
+      <w:r>
+        <w:t xml:space="preserve">     the socket cannot be reached the app falls back to checking every</w:t>
+      </w:r>
+    </w:p>
+    <w:p>
+      <w:r>
+        <w:t xml:space="preserve">     few seconds, so messages still arrive, only a little later.</w:t>
+      </w:r>
+    </w:p>
+    <w:p/>
+    <w:p>
+      <w:r>
+        <w:t xml:space="preserve">     Password reset and email verification currently reach only one</w:t>
+      </w:r>
+    </w:p>
+    <w:p>
+      <w:r>
+        <w:t xml:space="preserve">     address, because the mail account is still in test mode. Expect</w:t>
+      </w:r>
+    </w:p>
+    <w:p>
+      <w:r>
+        <w:t xml:space="preserve">     those two to fail and do not raise them as bugs.</w:t>
       </w:r>
     </w:p>
     <w:p/>
